--- a/data/employees/EMP071/AST-EMP071-03.docx
+++ b/data/employees/EMP071/AST-EMP071-03.docx
@@ -7,10 +7,7 @@
         <w:pStyle w:val="Heading1"/>
       </w:pPr>
       <w:r>
-        <w:rPr>
-          <w:sz w:val="36"/>
-        </w:rPr>
-        <w:t>Design specification - EMP071</w:t>
+        <w:t>Ast Emp071 03 - EMP071</w:t>
       </w:r>
     </w:p>
     <w:p>
@@ -18,130 +15,32 @@
         <w:pStyle w:val="Heading2"/>
       </w:pPr>
       <w:r>
-        <w:t>Document Metadata</w:t>
-      </w:r>
-    </w:p>
-    <w:tbl>
-      <w:tblPr>
-        <w:tblStyle w:val="TableGrid"/>
-        <w:tblW w:type="auto" w:w="0"/>
-        <w:tblLook w:firstColumn="1" w:firstRow="1" w:lastColumn="0" w:lastRow="0" w:noHBand="0" w:noVBand="1" w:val="04A0"/>
-      </w:tblPr>
-      <w:tblGrid>
-        <w:gridCol w:w="4320"/>
-        <w:gridCol w:w="4320"/>
-      </w:tblGrid>
-      <w:tr>
-        <w:tc>
-          <w:tcPr>
-            <w:tcW w:type="dxa" w:w="4320"/>
-          </w:tcPr>
-          <w:p>
-            <w:r>
-              <w:t>Author</w:t>
-            </w:r>
-          </w:p>
-        </w:tc>
-        <w:tc>
-          <w:tcPr>
-            <w:tcW w:type="dxa" w:w="4320"/>
-          </w:tcPr>
-          <w:p>
-            <w:r>
-              <w:t>Alex Garcia</w:t>
-            </w:r>
-          </w:p>
-        </w:tc>
-      </w:tr>
-      <w:tr>
-        <w:tc>
-          <w:tcPr>
-            <w:tcW w:type="dxa" w:w="4320"/>
-          </w:tcPr>
-          <w:p>
-            <w:r>
-              <w:t>Role / Department</w:t>
-            </w:r>
-          </w:p>
-        </w:tc>
-        <w:tc>
-          <w:tcPr>
-            <w:tcW w:type="dxa" w:w="4320"/>
-          </w:tcPr>
-          <w:p>
-            <w:r>
-              <w:t>Director | R&amp;D</w:t>
-            </w:r>
-          </w:p>
-        </w:tc>
-      </w:tr>
-      <w:tr>
-        <w:tc>
-          <w:tcPr>
-            <w:tcW w:type="dxa" w:w="4320"/>
-          </w:tcPr>
-          <w:p>
-            <w:r>
-              <w:t>Location</w:t>
-            </w:r>
-          </w:p>
-        </w:tc>
-        <w:tc>
-          <w:tcPr>
-            <w:tcW w:type="dxa" w:w="4320"/>
-          </w:tcPr>
-          <w:p>
-            <w:r>
-              <w:t>Hsinchu</w:t>
-            </w:r>
-          </w:p>
-        </w:tc>
-      </w:tr>
-      <w:tr>
-        <w:tc>
-          <w:tcPr>
-            <w:tcW w:type="dxa" w:w="4320"/>
-          </w:tcPr>
-          <w:p>
-            <w:r>
-              <w:t>Last Modified</w:t>
-            </w:r>
-          </w:p>
-        </w:tc>
-        <w:tc>
-          <w:tcPr>
-            <w:tcW w:type="dxa" w:w="4320"/>
-          </w:tcPr>
-          <w:p>
-            <w:r>
-              <w:t>2025-03-16</w:t>
-            </w:r>
-          </w:p>
-        </w:tc>
-      </w:tr>
-    </w:tbl>
-    <w:p/>
-    <w:p>
-      <w:pPr>
-        <w:pStyle w:val="Heading2"/>
-      </w:pPr>
-      <w:r>
-        <w:t>Specification</w:t>
+        <w:t>Page 1</w:t>
       </w:r>
     </w:p>
     <w:p>
       <w:r>
-        <w:t>Design Specification: High-Throughput Experimentation Platform</w:t>
+        <w:t>Section 1: Department KPI performance. EMP071 contributes to ast emp071 03 through recurring collaboration, clear ownership boundaries, and measurable outcomes. The team captures decisions, open issues, and handoffs so that knowledge remains discoverable for future programs.</w:t>
       </w:r>
     </w:p>
     <w:p>
       <w:r>
-        <w:t>Version: 0.9 (Draft)</w:t>
+        <w:t>Section 2: Knowledge transfer and onboarding. EMP071 contributes to ast emp071 03 through recurring collaboration, clear ownership boundaries, and measurable outcomes. The team captures decisions, open issues, and handoffs so that knowledge remains discoverable for future programs.</w:t>
       </w:r>
     </w:p>
     <w:p>
       <w:r>
-        <w:t>This specification describes the architecture for the automated high-throughput experimentation platform. Robotic sample handling integrates with the LIMS via REST API. ML-driven parameter optimisation suggests next experiment conditions based on Bayesian optimisation.</w:t>
+        <w:t>Section 3: Customer escalation analysis. EMP071 contributes to ast emp071 03 through recurring collaboration, clear ownership boundaries, and measurable outcomes. The team captures decisions, open issues, and handoffs so that knowledge remains discoverable for future programs.</w:t>
+      </w:r>
+    </w:p>
+    <w:p>
+      <w:r>
+        <w:t>Section 4: Operational risk review. EMP071 contributes to ast emp071 03 through recurring collaboration, clear ownership boundaries, and measurable outcomes. The team captures decisions, open issues, and handoffs so that knowledge remains discoverable for future programs.</w:t>
+      </w:r>
+    </w:p>
+    <w:p>
+      <w:r>
+        <w:br w:type="page"/>
       </w:r>
     </w:p>
     <w:p>
@@ -149,12 +48,60 @@
         <w:pStyle w:val="Heading2"/>
       </w:pPr>
       <w:r>
-        <w:t>Author Competencies</w:t>
+        <w:t>Page 2</w:t>
       </w:r>
     </w:p>
     <w:p>
       <w:r>
-        <w:t>SQL, MLOps, Python, Kusto</w:t>
+        <w:t>Section 1: Automation backlog refinement. EMP071 contributes to ast emp071 03 through recurring collaboration, clear ownership boundaries, and measurable outcomes. The team captures decisions, open issues, and handoffs so that knowledge remains discoverable for future programs.</w:t>
+      </w:r>
+    </w:p>
+    <w:p>
+      <w:r>
+        <w:t>Section 2: Knowledge transfer and onboarding. EMP071 contributes to ast emp071 03 through recurring collaboration, clear ownership boundaries, and measurable outcomes. The team captures decisions, open issues, and handoffs so that knowledge remains discoverable for future programs.</w:t>
+      </w:r>
+    </w:p>
+    <w:p>
+      <w:r>
+        <w:t>Section 3: Customer escalation analysis. EMP071 contributes to ast emp071 03 through recurring collaboration, clear ownership boundaries, and measurable outcomes. The team captures decisions, open issues, and handoffs so that knowledge remains discoverable for future programs.</w:t>
+      </w:r>
+    </w:p>
+    <w:p>
+      <w:r>
+        <w:t>Section 4: Department KPI performance. EMP071 contributes to ast emp071 03 through recurring collaboration, clear ownership boundaries, and measurable outcomes. The team captures decisions, open issues, and handoffs so that knowledge remains discoverable for future programs.</w:t>
+      </w:r>
+    </w:p>
+    <w:p>
+      <w:r>
+        <w:br w:type="page"/>
+      </w:r>
+    </w:p>
+    <w:p>
+      <w:pPr>
+        <w:pStyle w:val="Heading2"/>
+      </w:pPr>
+      <w:r>
+        <w:t>Page 3</w:t>
+      </w:r>
+    </w:p>
+    <w:p>
+      <w:r>
+        <w:t>Section 1: Quarterly delivery milestones. EMP071 contributes to ast emp071 03 through recurring collaboration, clear ownership boundaries, and measurable outcomes. The team captures decisions, open issues, and handoffs so that knowledge remains discoverable for future programs.</w:t>
+      </w:r>
+    </w:p>
+    <w:p>
+      <w:r>
+        <w:t>Section 2: Quarterly delivery milestones. EMP071 contributes to ast emp071 03 through recurring collaboration, clear ownership boundaries, and measurable outcomes. The team captures decisions, open issues, and handoffs so that knowledge remains discoverable for future programs.</w:t>
+      </w:r>
+    </w:p>
+    <w:p>
+      <w:r>
+        <w:t>Section 3: Knowledge transfer and onboarding. EMP071 contributes to ast emp071 03 through recurring collaboration, clear ownership boundaries, and measurable outcomes. The team captures decisions, open issues, and handoffs so that knowledge remains discoverable for future programs.</w:t>
+      </w:r>
+    </w:p>
+    <w:p>
+      <w:r>
+        <w:t>Section 4: Department KPI performance. EMP071 contributes to ast emp071 03 through recurring collaboration, clear ownership boundaries, and measurable outcomes. The team captures decisions, open issues, and handoffs so that knowledge remains discoverable for future programs.</w:t>
       </w:r>
     </w:p>
     <w:sectPr>
